--- a/docs/Hearizon Sync-使用说明.docx
+++ b/docs/Hearizon Sync-使用说明.docx
@@ -15,7 +15,7 @@
           <w:szCs w:val="36"/>
           <w:color w:val="000000"/>
         </w:rPr>
-        <w:t xml:space="preserve">Hearizon Sync —— 使用说明</w:t>
+        <w:t xml:space="preserve">Hearizon Sync —— 使用说明（v1.1.0）</w:t>
       </w:r>
     </w:p>
     <w:p>
@@ -223,6 +223,925 @@
           <w:color w:val="000000"/>
         </w:rPr>
         <w:t xml:space="preserve">（要加载模型），之后 2~3 秒。</w:t>
+      </w:r>
+    </w:p>
+    <w:p>
+      <w:pPr>
+        <w:jc w:val="both"/>
+        <w:spacing w:before="0" w:after="0" w:line="240" w:lineRule="auto"/>
+      </w:pPr>
+    </w:p>
+    <w:p>
+      <w:pPr>
+        <w:jc w:val="both"/>
+        <w:spacing w:before="260" w:after="120" w:line="320" w:lineRule="auto"/>
+      </w:pPr>
+      <w:r>
+        <w:rPr>
+          <w:rFonts w:ascii="Times New Roman" w:eastAsia="黑体" w:hAnsi="Times New Roman"/>
+          <w:b/>
+          <w:sz w:val="28"/>
+          <w:szCs w:val="28"/>
+          <w:color w:val="000000"/>
+        </w:rPr>
+        <w:t xml:space="preserve">一点五、v1.1.0 新增了什么</w:t>
+      </w:r>
+    </w:p>
+    <w:tbl>
+      <w:tblPr>
+        <w:tblStyle w:val="TableGrid"/>
+        <w:tblW w:w="9070" w:type="dxa"/>
+        <w:tblLayout w:type="fixed"/>
+        <w:tblBorders>
+          <w:top w:val="single" w:sz="4" w:space="0" w:color="808080"/>
+          <w:left w:val="single" w:sz="4" w:space="0" w:color="808080"/>
+          <w:bottom w:val="single" w:sz="4" w:space="0" w:color="808080"/>
+          <w:right w:val="single" w:sz="4" w:space="0" w:color="808080"/>
+          <w:insideH w:val="single" w:sz="4" w:space="0" w:color="808080"/>
+          <w:insideV w:val="single" w:sz="4" w:space="0" w:color="808080"/>
+        </w:tblBorders>
+      </w:tblPr>
+      <w:tblGrid>
+        <w:gridCol w:w="2120"/>
+        <w:gridCol w:w="6950"/>
+      </w:tblGrid>
+      <w:tr>
+        <w:tc>
+          <w:tcPr>
+            <w:tcW w:w="2120" w:type="dxa"/>
+          </w:tcPr>
+          <w:p>
+            <w:pPr>
+              <w:jc w:val="both"/>
+              <w:spacing w:before="0" w:after="20" w:line="320" w:lineRule="auto"/>
+            </w:pPr>
+            <w:r>
+              <w:rPr>
+                <w:rFonts w:ascii="Times New Roman" w:eastAsia="宋体" w:hAnsi="Times New Roman"/>
+                <w:sz w:val="19"/>
+                <w:szCs w:val="19"/>
+                <w:color w:val="000000"/>
+              </w:rPr>
+              <w:t xml:space="preserve">功能</w:t>
+            </w:r>
+          </w:p>
+        </w:tc>
+        <w:tc>
+          <w:tcPr>
+            <w:tcW w:w="6950" w:type="dxa"/>
+          </w:tcPr>
+          <w:p>
+            <w:pPr>
+              <w:jc w:val="both"/>
+              <w:spacing w:before="0" w:after="20" w:line="320" w:lineRule="auto"/>
+            </w:pPr>
+            <w:r>
+              <w:rPr>
+                <w:rFonts w:ascii="Times New Roman" w:eastAsia="宋体" w:hAnsi="Times New Roman"/>
+                <w:sz w:val="19"/>
+                <w:szCs w:val="19"/>
+                <w:color w:val="000000"/>
+              </w:rPr>
+              <w:t xml:space="preserve">说明</w:t>
+            </w:r>
+          </w:p>
+        </w:tc>
+      </w:tr>
+      <w:tr>
+        <w:tc>
+          <w:tcPr>
+            <w:tcW w:w="2120" w:type="dxa"/>
+          </w:tcPr>
+          <w:p>
+            <w:pPr>
+              <w:jc w:val="both"/>
+              <w:spacing w:before="0" w:after="20" w:line="320" w:lineRule="auto"/>
+            </w:pPr>
+            <w:r>
+              <w:rPr>
+                <w:rFonts w:ascii="Times New Roman" w:eastAsia="宋体" w:hAnsi="Times New Roman"/>
+                <w:b/>
+                <w:sz w:val="19"/>
+                <w:szCs w:val="19"/>
+                <w:color w:val="000000"/>
+              </w:rPr>
+              <w:t xml:space="preserve">流式识别（主模式）</w:t>
+            </w:r>
+          </w:p>
+        </w:tc>
+        <w:tc>
+          <w:tcPr>
+            <w:tcW w:w="6950" w:type="dxa"/>
+          </w:tcPr>
+          <w:p>
+            <w:pPr>
+              <w:jc w:val="both"/>
+              <w:spacing w:before="0" w:after="20" w:line="320" w:lineRule="auto"/>
+            </w:pPr>
+            <w:r>
+              <w:rPr>
+                <w:rFonts w:ascii="Times New Roman" w:eastAsia="宋体" w:hAnsi="Times New Roman"/>
+                <w:sz w:val="19"/>
+                <w:szCs w:val="19"/>
+                <w:color w:val="000000"/>
+              </w:rPr>
+              <w:t xml:space="preserve">边说边出字，首字延迟约 0.3 秒；句子说完后再出最终整句并翻译</w:t>
+            </w:r>
+          </w:p>
+        </w:tc>
+      </w:tr>
+      <w:tr>
+        <w:tc>
+          <w:tcPr>
+            <w:tcW w:w="2120" w:type="dxa"/>
+          </w:tcPr>
+          <w:p>
+            <w:pPr>
+              <w:jc w:val="both"/>
+              <w:spacing w:before="0" w:after="20" w:line="320" w:lineRule="auto"/>
+            </w:pPr>
+            <w:r>
+              <w:rPr>
+                <w:rFonts w:ascii="Times New Roman" w:eastAsia="宋体" w:hAnsi="Times New Roman"/>
+                <w:b/>
+                <w:sz w:val="19"/>
+                <w:szCs w:val="19"/>
+                <w:color w:val="000000"/>
+              </w:rPr>
+              <w:t xml:space="preserve">输入语言可选</w:t>
+            </w:r>
+          </w:p>
+        </w:tc>
+        <w:tc>
+          <w:tcPr>
+            <w:tcW w:w="6950" w:type="dxa"/>
+          </w:tcPr>
+          <w:p>
+            <w:pPr>
+              <w:jc w:val="both"/>
+              <w:spacing w:before="0" w:after="20" w:line="320" w:lineRule="auto"/>
+            </w:pPr>
+            <w:r>
+              <w:rPr>
+                <w:rFonts w:ascii="Times New Roman" w:eastAsia="宋体" w:hAnsi="Times New Roman"/>
+                <w:sz w:val="19"/>
+                <w:szCs w:val="19"/>
+                <w:color w:val="000000"/>
+              </w:rPr>
+              <w:t xml:space="preserve">自动 / 英 / 中 / 日 / 韩 / 粤 / 德 / 法 / 意 / 西</w:t>
+            </w:r>
+          </w:p>
+        </w:tc>
+      </w:tr>
+      <w:tr>
+        <w:tc>
+          <w:tcPr>
+            <w:tcW w:w="2120" w:type="dxa"/>
+          </w:tcPr>
+          <w:p>
+            <w:pPr>
+              <w:jc w:val="both"/>
+              <w:spacing w:before="0" w:after="20" w:line="320" w:lineRule="auto"/>
+            </w:pPr>
+            <w:r>
+              <w:rPr>
+                <w:rFonts w:ascii="Times New Roman" w:eastAsia="宋体" w:hAnsi="Times New Roman"/>
+                <w:b/>
+                <w:sz w:val="19"/>
+                <w:szCs w:val="19"/>
+                <w:color w:val="000000"/>
+              </w:rPr>
+              <w:t xml:space="preserve">语言对语言</w:t>
+            </w:r>
+          </w:p>
+        </w:tc>
+        <w:tc>
+          <w:tcPr>
+            <w:tcW w:w="6950" w:type="dxa"/>
+          </w:tcPr>
+          <w:p>
+            <w:pPr>
+              <w:jc w:val="both"/>
+              <w:spacing w:before="0" w:after="20" w:line="320" w:lineRule="auto"/>
+            </w:pPr>
+            <w:r>
+              <w:rPr>
+                <w:rFonts w:ascii="Times New Roman" w:eastAsia="宋体" w:hAnsi="Times New Roman"/>
+                <w:sz w:val="19"/>
+                <w:szCs w:val="19"/>
+                <w:color w:val="000000"/>
+              </w:rPr>
+              <w:t xml:space="preserve">输入语言 × 目标语言（8 种）自由组合</w:t>
+            </w:r>
+          </w:p>
+        </w:tc>
+      </w:tr>
+      <w:tr>
+        <w:tc>
+          <w:tcPr>
+            <w:tcW w:w="2120" w:type="dxa"/>
+          </w:tcPr>
+          <w:p>
+            <w:pPr>
+              <w:jc w:val="both"/>
+              <w:spacing w:before="0" w:after="20" w:line="320" w:lineRule="auto"/>
+            </w:pPr>
+            <w:r>
+              <w:rPr>
+                <w:rFonts w:ascii="Times New Roman" w:eastAsia="宋体" w:hAnsi="Times New Roman"/>
+                <w:b/>
+                <w:sz w:val="19"/>
+                <w:szCs w:val="19"/>
+                <w:color w:val="000000"/>
+              </w:rPr>
+              <w:t xml:space="preserve">有道双引擎</w:t>
+            </w:r>
+          </w:p>
+        </w:tc>
+        <w:tc>
+          <w:tcPr>
+            <w:tcW w:w="6950" w:type="dxa"/>
+          </w:tcPr>
+          <w:p>
+            <w:pPr>
+              <w:jc w:val="both"/>
+              <w:spacing w:before="0" w:after="20" w:line="320" w:lineRule="auto"/>
+            </w:pPr>
+            <w:r>
+              <w:rPr>
+                <w:rFonts w:ascii="Times New Roman" w:eastAsia="宋体" w:hAnsi="Times New Roman"/>
+                <w:sz w:val="19"/>
+                <w:szCs w:val="19"/>
+                <w:color w:val="000000"/>
+              </w:rPr>
+              <w:t xml:space="preserve">第二个云端翻译引擎，支持医学等领域翻译</w:t>
+            </w:r>
+          </w:p>
+        </w:tc>
+      </w:tr>
+      <w:tr>
+        <w:tc>
+          <w:tcPr>
+            <w:tcW w:w="2120" w:type="dxa"/>
+          </w:tcPr>
+          <w:p>
+            <w:pPr>
+              <w:jc w:val="both"/>
+              <w:spacing w:before="0" w:after="20" w:line="320" w:lineRule="auto"/>
+            </w:pPr>
+            <w:r>
+              <w:rPr>
+                <w:rFonts w:ascii="Times New Roman" w:eastAsia="宋体" w:hAnsi="Times New Roman"/>
+                <w:b/>
+                <w:sz w:val="19"/>
+                <w:szCs w:val="19"/>
+                <w:color w:val="000000"/>
+              </w:rPr>
+              <w:t xml:space="preserve">GPU 加速（可选）</w:t>
+            </w:r>
+          </w:p>
+        </w:tc>
+        <w:tc>
+          <w:tcPr>
+            <w:tcW w:w="6950" w:type="dxa"/>
+          </w:tcPr>
+          <w:p>
+            <w:pPr>
+              <w:jc w:val="both"/>
+              <w:spacing w:before="0" w:after="20" w:line="320" w:lineRule="auto"/>
+            </w:pPr>
+            <w:r>
+              <w:rPr>
+                <w:rFonts w:ascii="Times New Roman" w:eastAsia="宋体" w:hAnsi="Times New Roman"/>
+                <w:sz w:val="19"/>
+                <w:szCs w:val="19"/>
+                <w:color w:val="000000"/>
+              </w:rPr>
+              <w:t xml:space="preserve">仅对 Whisper 识别与本地翻译生效，见第七节说明</w:t>
+            </w:r>
+          </w:p>
+        </w:tc>
+      </w:tr>
+      <w:tr>
+        <w:tc>
+          <w:tcPr>
+            <w:tcW w:w="2120" w:type="dxa"/>
+          </w:tcPr>
+          <w:p>
+            <w:pPr>
+              <w:jc w:val="both"/>
+              <w:spacing w:before="0" w:after="20" w:line="320" w:lineRule="auto"/>
+            </w:pPr>
+            <w:r>
+              <w:rPr>
+                <w:rFonts w:ascii="Times New Roman" w:eastAsia="宋体" w:hAnsi="Times New Roman"/>
+                <w:b/>
+                <w:sz w:val="19"/>
+                <w:szCs w:val="19"/>
+                <w:color w:val="000000"/>
+              </w:rPr>
+              <w:t xml:space="preserve">系统声音引导</w:t>
+            </w:r>
+          </w:p>
+        </w:tc>
+        <w:tc>
+          <w:tcPr>
+            <w:tcW w:w="6950" w:type="dxa"/>
+          </w:tcPr>
+          <w:p>
+            <w:pPr>
+              <w:jc w:val="both"/>
+              <w:spacing w:before="0" w:after="20" w:line="320" w:lineRule="auto"/>
+            </w:pPr>
+            <w:r>
+              <w:rPr>
+                <w:rFonts w:ascii="Times New Roman" w:eastAsia="宋体" w:hAnsi="Times New Roman"/>
+                <w:sz w:val="19"/>
+                <w:szCs w:val="19"/>
+                <w:color w:val="000000"/>
+              </w:rPr>
+              <w:t xml:space="preserve">装了 VB-Cable 就能翻网课/视频，设置里有引导</w:t>
+            </w:r>
+          </w:p>
+        </w:tc>
+      </w:tr>
+      <w:tr>
+        <w:tc>
+          <w:tcPr>
+            <w:tcW w:w="2120" w:type="dxa"/>
+          </w:tcPr>
+          <w:p>
+            <w:pPr>
+              <w:jc w:val="both"/>
+              <w:spacing w:before="0" w:after="20" w:line="320" w:lineRule="auto"/>
+            </w:pPr>
+            <w:r>
+              <w:rPr>
+                <w:rFonts w:ascii="Times New Roman" w:eastAsia="宋体" w:hAnsi="Times New Roman"/>
+                <w:b/>
+                <w:sz w:val="19"/>
+                <w:szCs w:val="19"/>
+                <w:color w:val="000000"/>
+              </w:rPr>
+              <w:t xml:space="preserve">修复</w:t>
+            </w:r>
+          </w:p>
+        </w:tc>
+        <w:tc>
+          <w:tcPr>
+            <w:tcW w:w="6950" w:type="dxa"/>
+          </w:tcPr>
+          <w:p>
+            <w:pPr>
+              <w:jc w:val="both"/>
+              <w:spacing w:before="0" w:after="20" w:line="320" w:lineRule="auto"/>
+            </w:pPr>
+            <w:r>
+              <w:rPr>
+                <w:rFonts w:ascii="Times New Roman" w:eastAsia="宋体" w:hAnsi="Times New Roman"/>
+                <w:sz w:val="19"/>
+                <w:szCs w:val="19"/>
+                <w:color w:val="000000"/>
+              </w:rPr>
+              <w:t xml:space="preserve">纯标点结果不再送翻译；桌面快捷方式图标已正确</w:t>
+            </w:r>
+          </w:p>
+        </w:tc>
+      </w:tr>
+    </w:tbl>
+    <w:p>
+      <w:pPr>
+        <w:jc w:val="both"/>
+        <w:spacing w:before="200" w:after="90" w:line="320" w:lineRule="auto"/>
+      </w:pPr>
+      <w:r>
+        <w:rPr>
+          <w:rFonts w:ascii="Times New Roman" w:eastAsia="黑体" w:hAnsi="Times New Roman"/>
+          <w:b/>
+          <w:sz w:val="24"/>
+          <w:szCs w:val="24"/>
+          <w:color w:val="000000"/>
+        </w:rPr>
+        <w:t xml:space="preserve">输入语言 vs 识别引擎（重要）</w:t>
+      </w:r>
+    </w:p>
+    <w:tbl>
+      <w:tblPr>
+        <w:tblStyle w:val="TableGrid"/>
+        <w:tblW w:w="9070" w:type="dxa"/>
+        <w:tblLayout w:type="fixed"/>
+        <w:tblBorders>
+          <w:top w:val="single" w:sz="4" w:space="0" w:color="808080"/>
+          <w:left w:val="single" w:sz="4" w:space="0" w:color="808080"/>
+          <w:bottom w:val="single" w:sz="4" w:space="0" w:color="808080"/>
+          <w:right w:val="single" w:sz="4" w:space="0" w:color="808080"/>
+          <w:insideH w:val="single" w:sz="4" w:space="0" w:color="808080"/>
+          <w:insideV w:val="single" w:sz="4" w:space="0" w:color="808080"/>
+        </w:tblBorders>
+      </w:tblPr>
+      <w:tblGrid>
+        <w:gridCol w:w="2348"/>
+        <w:gridCol w:w="1921"/>
+        <w:gridCol w:w="4801"/>
+      </w:tblGrid>
+      <w:tr>
+        <w:tc>
+          <w:tcPr>
+            <w:tcW w:w="2348" w:type="dxa"/>
+          </w:tcPr>
+          <w:p>
+            <w:pPr>
+              <w:jc w:val="both"/>
+              <w:spacing w:before="0" w:after="20" w:line="320" w:lineRule="auto"/>
+            </w:pPr>
+            <w:r>
+              <w:rPr>
+                <w:rFonts w:ascii="Times New Roman" w:eastAsia="宋体" w:hAnsi="Times New Roman"/>
+                <w:sz w:val="19"/>
+                <w:szCs w:val="19"/>
+                <w:color w:val="000000"/>
+              </w:rPr>
+              <w:t xml:space="preserve">输入语言</w:t>
+            </w:r>
+          </w:p>
+        </w:tc>
+        <w:tc>
+          <w:tcPr>
+            <w:tcW w:w="1921" w:type="dxa"/>
+          </w:tcPr>
+          <w:p>
+            <w:pPr>
+              <w:jc w:val="both"/>
+              <w:spacing w:before="0" w:after="20" w:line="320" w:lineRule="auto"/>
+            </w:pPr>
+            <w:r>
+              <w:rPr>
+                <w:rFonts w:ascii="Times New Roman" w:eastAsia="宋体" w:hAnsi="Times New Roman"/>
+                <w:sz w:val="19"/>
+                <w:szCs w:val="19"/>
+                <w:color w:val="000000"/>
+              </w:rPr>
+              <w:t xml:space="preserve">使用哪个引擎</w:t>
+            </w:r>
+          </w:p>
+        </w:tc>
+        <w:tc>
+          <w:tcPr>
+            <w:tcW w:w="4801" w:type="dxa"/>
+          </w:tcPr>
+          <w:p>
+            <w:pPr>
+              <w:jc w:val="both"/>
+              <w:spacing w:before="0" w:after="20" w:line="320" w:lineRule="auto"/>
+            </w:pPr>
+            <w:r>
+              <w:rPr>
+                <w:rFonts w:ascii="Times New Roman" w:eastAsia="宋体" w:hAnsi="Times New Roman"/>
+                <w:sz w:val="19"/>
+                <w:szCs w:val="19"/>
+                <w:color w:val="000000"/>
+              </w:rPr>
+              <w:t xml:space="preserve">说明</w:t>
+            </w:r>
+          </w:p>
+        </w:tc>
+      </w:tr>
+      <w:tr>
+        <w:tc>
+          <w:tcPr>
+            <w:tcW w:w="2348" w:type="dxa"/>
+          </w:tcPr>
+          <w:p>
+            <w:pPr>
+              <w:jc w:val="both"/>
+              <w:spacing w:before="0" w:after="20" w:line="320" w:lineRule="auto"/>
+            </w:pPr>
+            <w:r>
+              <w:rPr>
+                <w:rFonts w:ascii="Times New Roman" w:eastAsia="宋体" w:hAnsi="Times New Roman"/>
+                <w:sz w:val="19"/>
+                <w:szCs w:val="19"/>
+                <w:color w:val="000000"/>
+              </w:rPr>
+              <w:t xml:space="preserve">英 / 中 / 日 / 韩 / 粤</w:t>
+            </w:r>
+          </w:p>
+        </w:tc>
+        <w:tc>
+          <w:tcPr>
+            <w:tcW w:w="1921" w:type="dxa"/>
+          </w:tcPr>
+          <w:p>
+            <w:pPr>
+              <w:jc w:val="both"/>
+              <w:spacing w:before="0" w:after="20" w:line="320" w:lineRule="auto"/>
+            </w:pPr>
+            <w:r>
+              <w:rPr>
+                <w:rFonts w:ascii="Times New Roman" w:eastAsia="宋体" w:hAnsi="Times New Roman"/>
+                <w:b/>
+                <w:sz w:val="19"/>
+                <w:szCs w:val="19"/>
+                <w:color w:val="000000"/>
+              </w:rPr>
+              <w:t xml:space="preserve">SenseVoice</w:t>
+            </w:r>
+            <w:r>
+              <w:rPr>
+                <w:rFonts w:ascii="Times New Roman" w:eastAsia="宋体" w:hAnsi="Times New Roman"/>
+                <w:sz w:val="19"/>
+                <w:szCs w:val="19"/>
+                <w:color w:val="000000"/>
+              </w:rPr>
+              <w:t xml:space="preserve">（默认）</w:t>
+            </w:r>
+          </w:p>
+        </w:tc>
+        <w:tc>
+          <w:tcPr>
+            <w:tcW w:w="4801" w:type="dxa"/>
+          </w:tcPr>
+          <w:p>
+            <w:pPr>
+              <w:jc w:val="both"/>
+              <w:spacing w:before="0" w:after="20" w:line="320" w:lineRule="auto"/>
+            </w:pPr>
+            <w:r>
+              <w:rPr>
+                <w:rFonts w:ascii="Times New Roman" w:eastAsia="宋体" w:hAnsi="Times New Roman"/>
+                <w:sz w:val="19"/>
+                <w:szCs w:val="19"/>
+                <w:color w:val="000000"/>
+              </w:rPr>
+              <w:t xml:space="preserve">中文原生训练，CER 约 8%，最快</w:t>
+            </w:r>
+          </w:p>
+        </w:tc>
+      </w:tr>
+      <w:tr>
+        <w:tc>
+          <w:tcPr>
+            <w:tcW w:w="2348" w:type="dxa"/>
+          </w:tcPr>
+          <w:p>
+            <w:pPr>
+              <w:jc w:val="both"/>
+              <w:spacing w:before="0" w:after="20" w:line="320" w:lineRule="auto"/>
+            </w:pPr>
+            <w:r>
+              <w:rPr>
+                <w:rFonts w:ascii="Times New Roman" w:eastAsia="宋体" w:hAnsi="Times New Roman"/>
+                <w:b/>
+                <w:sz w:val="19"/>
+                <w:szCs w:val="19"/>
+                <w:color w:val="000000"/>
+              </w:rPr>
+              <w:t xml:space="preserve">德 / 法 / 意 / 西</w:t>
+            </w:r>
+          </w:p>
+        </w:tc>
+        <w:tc>
+          <w:tcPr>
+            <w:tcW w:w="1921" w:type="dxa"/>
+          </w:tcPr>
+          <w:p>
+            <w:pPr>
+              <w:jc w:val="both"/>
+              <w:spacing w:before="0" w:after="20" w:line="320" w:lineRule="auto"/>
+            </w:pPr>
+            <w:r>
+              <w:rPr>
+                <w:rFonts w:ascii="Times New Roman" w:eastAsia="宋体" w:hAnsi="Times New Roman"/>
+                <w:b/>
+                <w:sz w:val="19"/>
+                <w:szCs w:val="19"/>
+                <w:color w:val="000000"/>
+              </w:rPr>
+              <w:t xml:space="preserve">自动切 Whisper</w:t>
+            </w:r>
+          </w:p>
+        </w:tc>
+        <w:tc>
+          <w:tcPr>
+            <w:tcW w:w="4801" w:type="dxa"/>
+          </w:tcPr>
+          <w:p>
+            <w:pPr>
+              <w:jc w:val="both"/>
+              <w:spacing w:before="0" w:after="20" w:line="320" w:lineRule="auto"/>
+            </w:pPr>
+            <w:r>
+              <w:rPr>
+                <w:rFonts w:ascii="Times New Roman" w:eastAsia="宋体" w:hAnsi="Times New Roman"/>
+                <w:sz w:val="19"/>
+                <w:szCs w:val="19"/>
+                <w:color w:val="000000"/>
+              </w:rPr>
+              <w:t xml:space="preserve">SenseVoice 不支持这四种语言，程序会自动换引擎</w:t>
+            </w:r>
+          </w:p>
+        </w:tc>
+      </w:tr>
+      <w:tr>
+        <w:tc>
+          <w:tcPr>
+            <w:tcW w:w="2348" w:type="dxa"/>
+          </w:tcPr>
+          <w:p>
+            <w:pPr>
+              <w:jc w:val="both"/>
+              <w:spacing w:before="0" w:after="20" w:line="320" w:lineRule="auto"/>
+            </w:pPr>
+            <w:r>
+              <w:rPr>
+                <w:rFonts w:ascii="Times New Roman" w:eastAsia="宋体" w:hAnsi="Times New Roman"/>
+                <w:sz w:val="19"/>
+                <w:szCs w:val="19"/>
+                <w:color w:val="000000"/>
+              </w:rPr>
+              <w:t xml:space="preserve">自动检测</w:t>
+            </w:r>
+          </w:p>
+        </w:tc>
+        <w:tc>
+          <w:tcPr>
+            <w:tcW w:w="1921" w:type="dxa"/>
+          </w:tcPr>
+          <w:p>
+            <w:pPr>
+              <w:jc w:val="both"/>
+              <w:spacing w:before="0" w:after="20" w:line="320" w:lineRule="auto"/>
+            </w:pPr>
+            <w:r>
+              <w:rPr>
+                <w:rFonts w:ascii="Times New Roman" w:eastAsia="宋体" w:hAnsi="Times New Roman"/>
+                <w:sz w:val="19"/>
+                <w:szCs w:val="19"/>
+                <w:color w:val="000000"/>
+              </w:rPr>
+              <w:t xml:space="preserve">SenseVoice</w:t>
+            </w:r>
+          </w:p>
+        </w:tc>
+        <w:tc>
+          <w:tcPr>
+            <w:tcW w:w="4801" w:type="dxa"/>
+          </w:tcPr>
+          <w:p>
+            <w:pPr>
+              <w:jc w:val="both"/>
+              <w:spacing w:before="0" w:after="20" w:line="320" w:lineRule="auto"/>
+            </w:pPr>
+            <w:r>
+              <w:rPr>
+                <w:rFonts w:ascii="Times New Roman" w:eastAsia="宋体" w:hAnsi="Times New Roman"/>
+                <w:sz w:val="19"/>
+                <w:szCs w:val="19"/>
+                <w:color w:val="000000"/>
+              </w:rPr>
+              <w:t xml:space="preserve">靠模型自身判断</w:t>
+            </w:r>
+          </w:p>
+        </w:tc>
+      </w:tr>
+    </w:tbl>
+    <w:p>
+      <w:pPr>
+        <w:jc w:val="both"/>
+        <w:ind w:left="340"/>
+        <w:spacing w:before="0" w:after="100" w:line="280" w:lineRule="auto"/>
+      </w:pPr>
+      <w:r>
+        <w:rPr>
+          <w:rFonts w:ascii="Times New Roman" w:eastAsia="宋体" w:hAnsi="Times New Roman"/>
+          <w:sz w:val="20"/>
+          <w:szCs w:val="20"/>
+          <w:color w:val="404040"/>
+        </w:rPr>
+        <w:t xml:space="preserve">选德法意西时，左侧「识别引擎」会自动变成 </w:t>
+      </w:r>
+      <w:r>
+        <w:rPr>
+          <w:rFonts w:ascii="Consolas" w:eastAsia="Consolas" w:hAnsi="Consolas"/>
+          <w:sz w:val="20"/>
+          <w:szCs w:val="20"/>
+          <w:color w:val="404040"/>
+        </w:rPr>
+        <w:t xml:space="preserve">small</w:t>
+      </w:r>
+      <w:r>
+        <w:rPr>
+          <w:rFonts w:ascii="Times New Roman" w:eastAsia="宋体" w:hAnsi="Times New Roman"/>
+          <w:sz w:val="20"/>
+          <w:szCs w:val="20"/>
+          <w:color w:val="404040"/>
+        </w:rPr>
+        <w:t xml:space="preserve">，这是正常的。</w:t>
+      </w:r>
+    </w:p>
+    <w:p>
+      <w:pPr>
+        <w:jc w:val="both"/>
+        <w:spacing w:before="200" w:after="90" w:line="320" w:lineRule="auto"/>
+      </w:pPr>
+      <w:r>
+        <w:rPr>
+          <w:rFonts w:ascii="Times New Roman" w:eastAsia="黑体" w:hAnsi="Times New Roman"/>
+          <w:b/>
+          <w:sz w:val="24"/>
+          <w:szCs w:val="24"/>
+          <w:color w:val="000000"/>
+        </w:rPr>
+        <w:t xml:space="preserve">语言对语言怎么用</w:t>
+      </w:r>
+    </w:p>
+    <w:p>
+      <w:pPr>
+        <w:jc w:val="both"/>
+        <w:spacing w:before="0" w:after="100" w:line="320" w:lineRule="auto"/>
+      </w:pPr>
+      <w:r>
+        <w:rPr>
+          <w:rFonts w:ascii="Times New Roman" w:eastAsia="宋体" w:hAnsi="Times New Roman"/>
+          <w:sz w:val="21"/>
+          <w:szCs w:val="21"/>
+          <w:color w:val="000000"/>
+        </w:rPr>
+        <w:t xml:space="preserve">左侧两个下拉：</w:t>
+      </w:r>
+    </w:p>
+    <w:p>
+      <w:pPr>
+        <w:jc w:val="both"/>
+        <w:ind w:left="340"/>
+        <w:spacing w:before="0" w:after="60" w:line="320" w:lineRule="auto"/>
+      </w:pPr>
+      <w:r>
+        <w:rPr>
+          <w:rFonts w:ascii="Times New Roman" w:eastAsia="宋体" w:hAnsi="Times New Roman"/>
+          <w:sz w:val="21"/>
+          <w:szCs w:val="21"/>
+          <w:color w:val="000000"/>
+        </w:rPr>
+        <w:t xml:space="preserve">• </w:t>
+      </w:r>
+      <w:r>
+        <w:rPr>
+          <w:rFonts w:ascii="Times New Roman" w:eastAsia="宋体" w:hAnsi="Times New Roman"/>
+          <w:b/>
+          <w:sz w:val="21"/>
+          <w:szCs w:val="21"/>
+          <w:color w:val="000000"/>
+        </w:rPr>
+        <w:t xml:space="preserve">输入语言（识别）</w:t>
+      </w:r>
+      <w:r>
+        <w:rPr>
+          <w:rFonts w:ascii="Times New Roman" w:eastAsia="宋体" w:hAnsi="Times New Roman"/>
+          <w:sz w:val="21"/>
+          <w:szCs w:val="21"/>
+          <w:color w:val="000000"/>
+        </w:rPr>
+        <w:t xml:space="preserve">：说话人用的是什么语言</w:t>
+      </w:r>
+    </w:p>
+    <w:p>
+      <w:pPr>
+        <w:jc w:val="both"/>
+        <w:ind w:left="340"/>
+        <w:spacing w:before="0" w:after="60" w:line="320" w:lineRule="auto"/>
+      </w:pPr>
+      <w:r>
+        <w:rPr>
+          <w:rFonts w:ascii="Times New Roman" w:eastAsia="宋体" w:hAnsi="Times New Roman"/>
+          <w:sz w:val="21"/>
+          <w:szCs w:val="21"/>
+          <w:color w:val="000000"/>
+        </w:rPr>
+        <w:t xml:space="preserve">• </w:t>
+      </w:r>
+      <w:r>
+        <w:rPr>
+          <w:rFonts w:ascii="Times New Roman" w:eastAsia="宋体" w:hAnsi="Times New Roman"/>
+          <w:b/>
+          <w:sz w:val="21"/>
+          <w:szCs w:val="21"/>
+          <w:color w:val="000000"/>
+        </w:rPr>
+        <w:t xml:space="preserve">译成（目标）</w:t>
+      </w:r>
+      <w:r>
+        <w:rPr>
+          <w:rFonts w:ascii="Times New Roman" w:eastAsia="宋体" w:hAnsi="Times New Roman"/>
+          <w:sz w:val="21"/>
+          <w:szCs w:val="21"/>
+          <w:color w:val="000000"/>
+        </w:rPr>
+        <w:t xml:space="preserve">：要翻译成什么语言</w:t>
+      </w:r>
+    </w:p>
+    <w:p>
+      <w:pPr>
+        <w:jc w:val="both"/>
+        <w:spacing w:before="0" w:after="100" w:line="320" w:lineRule="auto"/>
+      </w:pPr>
+      <w:r>
+        <w:rPr>
+          <w:rFonts w:ascii="Times New Roman" w:eastAsia="宋体" w:hAnsi="Times New Roman"/>
+          <w:sz w:val="21"/>
+          <w:szCs w:val="21"/>
+          <w:color w:val="000000"/>
+        </w:rPr>
+        <w:t xml:space="preserve">例如外教课是英语 → 输入选「英语」，译成选「中文」。</w:t>
+      </w:r>
+    </w:p>
+    <w:p>
+      <w:pPr>
+        <w:jc w:val="both"/>
+        <w:ind w:left="340"/>
+        <w:spacing w:before="0" w:after="100" w:line="280" w:lineRule="auto"/>
+      </w:pPr>
+      <w:r>
+        <w:rPr>
+          <w:rFonts w:ascii="Times New Roman" w:eastAsia="宋体" w:hAnsi="Times New Roman"/>
+          <w:sz w:val="20"/>
+          <w:szCs w:val="20"/>
+          <w:color w:val="404040"/>
+        </w:rPr>
+        <w:t xml:space="preserve">⚠️ </w:t>
+      </w:r>
+      <w:r>
+        <w:rPr>
+          <w:rFonts w:ascii="Times New Roman" w:eastAsia="宋体" w:hAnsi="Times New Roman"/>
+          <w:b/>
+          <w:sz w:val="20"/>
+          <w:szCs w:val="20"/>
+          <w:color w:val="404040"/>
+        </w:rPr>
+        <w:t xml:space="preserve">本地翻译只支持「英语→中文」</w:t>
+      </w:r>
+      <w:r>
+        <w:rPr>
+          <w:rFonts w:ascii="Times New Roman" w:eastAsia="宋体" w:hAnsi="Times New Roman"/>
+          <w:sz w:val="20"/>
+          <w:szCs w:val="20"/>
+          <w:color w:val="404040"/>
+        </w:rPr>
+        <w:t xml:space="preserve">。其他语言对请把「翻译引擎」设为 </w:t>
+      </w:r>
+      <w:r>
+        <w:rPr>
+          <w:rFonts w:ascii="Consolas" w:eastAsia="Consolas" w:hAnsi="Consolas"/>
+          <w:sz w:val="20"/>
+          <w:szCs w:val="20"/>
+          <w:color w:val="404040"/>
+        </w:rPr>
+        <w:t xml:space="preserve">auto</w:t>
+      </w:r>
+      <w:r>
+        <w:rPr>
+          <w:rFonts w:ascii="Times New Roman" w:eastAsia="宋体" w:hAnsi="Times New Roman"/>
+          <w:sz w:val="20"/>
+          <w:szCs w:val="20"/>
+          <w:color w:val="404040"/>
+        </w:rPr>
+        <w:t xml:space="preserve"> / </w:t>
+      </w:r>
+      <w:r>
+        <w:rPr>
+          <w:rFonts w:ascii="Consolas" w:eastAsia="Consolas" w:hAnsi="Consolas"/>
+          <w:sz w:val="20"/>
+          <w:szCs w:val="20"/>
+          <w:color w:val="404040"/>
+        </w:rPr>
+        <w:t xml:space="preserve">deepseek</w:t>
+      </w:r>
+      <w:r>
+        <w:rPr>
+          <w:rFonts w:ascii="Times New Roman" w:eastAsia="宋体" w:hAnsi="Times New Roman"/>
+          <w:sz w:val="20"/>
+          <w:szCs w:val="20"/>
+          <w:color w:val="404040"/>
+        </w:rPr>
+        <w:t xml:space="preserve"> / </w:t>
+      </w:r>
+      <w:r>
+        <w:rPr>
+          <w:rFonts w:ascii="Consolas" w:eastAsia="Consolas" w:hAnsi="Consolas"/>
+          <w:sz w:val="20"/>
+          <w:szCs w:val="20"/>
+          <w:color w:val="404040"/>
+        </w:rPr>
+        <w:t xml:space="preserve">youdao</w:t>
+      </w:r>
+      <w:r>
+        <w:rPr>
+          <w:rFonts w:ascii="Times New Roman" w:eastAsia="宋体" w:hAnsi="Times New Roman"/>
+          <w:sz w:val="20"/>
+          <w:szCs w:val="20"/>
+          <w:color w:val="404040"/>
+        </w:rPr>
+        <w:t xml:space="preserve">。</w:t>
       </w:r>
     </w:p>
     <w:p>
@@ -4807,7 +5726,7 @@
           <w:szCs w:val="24"/>
           <w:color w:val="000000"/>
         </w:rPr>
-        <w:t xml:space="preserve">⚠️ 关于「逆向有道/讯飞的Hearizon Sync」</w:t>
+        <w:t xml:space="preserve">⚠️ 关于「逆向有道/讯飞的同声传译」</w:t>
       </w:r>
     </w:p>
     <w:p>
@@ -4882,7 +5801,7 @@
           <w:szCs w:val="21"/>
           <w:color w:val="000000"/>
         </w:rPr>
-        <w:t xml:space="preserve">Hearizon Sync跑在它们的服务器上</w:t>
+        <w:t xml:space="preserve">同声传译功能跑在它们自己的服务器上</w:t>
       </w:r>
       <w:r>
         <w:rPr>
@@ -4959,6 +5878,440 @@
           <w:color w:val="000000"/>
         </w:rPr>
         <w:t xml:space="preserve">• 新用户送 50 元体验金</w:t>
+      </w:r>
+    </w:p>
+    <w:p>
+      <w:pPr>
+        <w:jc w:val="both"/>
+        <w:spacing w:before="0" w:after="0" w:line="240" w:lineRule="auto"/>
+      </w:pPr>
+    </w:p>
+    <w:p>
+      <w:pPr>
+        <w:jc w:val="both"/>
+        <w:spacing w:before="260" w:after="120" w:line="320" w:lineRule="auto"/>
+      </w:pPr>
+      <w:r>
+        <w:rPr>
+          <w:rFonts w:ascii="Times New Roman" w:eastAsia="黑体" w:hAnsi="Times New Roman"/>
+          <w:b/>
+          <w:sz w:val="28"/>
+          <w:szCs w:val="28"/>
+          <w:color w:val="000000"/>
+        </w:rPr>
+        <w:t xml:space="preserve">五点五、配置有道翻译（可选）</w:t>
+      </w:r>
+    </w:p>
+    <w:p>
+      <w:pPr>
+        <w:jc w:val="both"/>
+        <w:ind w:left="340"/>
+        <w:spacing w:before="0" w:after="60" w:line="320" w:lineRule="auto"/>
+      </w:pPr>
+      <w:r>
+        <w:rPr>
+          <w:rFonts w:ascii="Times New Roman" w:eastAsia="宋体" w:hAnsi="Times New Roman"/>
+          <w:sz w:val="21"/>
+          <w:szCs w:val="21"/>
+          <w:color w:val="000000"/>
+        </w:rPr>
+        <w:t xml:space="preserve">1. 打开 [ai.youdao.com](https://ai.youdao.com/)，注册并创建应用（选「文本翻译」）</w:t>
+      </w:r>
+    </w:p>
+    <w:p>
+      <w:pPr>
+        <w:jc w:val="both"/>
+        <w:ind w:left="340"/>
+        <w:spacing w:before="0" w:after="60" w:line="320" w:lineRule="auto"/>
+      </w:pPr>
+      <w:r>
+        <w:rPr>
+          <w:rFonts w:ascii="Times New Roman" w:eastAsia="宋体" w:hAnsi="Times New Roman"/>
+          <w:sz w:val="21"/>
+          <w:szCs w:val="21"/>
+          <w:color w:val="000000"/>
+        </w:rPr>
+        <w:t xml:space="preserve">2. 拿到 </w:t>
+      </w:r>
+      <w:r>
+        <w:rPr>
+          <w:rFonts w:ascii="Times New Roman" w:eastAsia="宋体" w:hAnsi="Times New Roman"/>
+          <w:b/>
+          <w:sz w:val="21"/>
+          <w:szCs w:val="21"/>
+          <w:color w:val="000000"/>
+        </w:rPr>
+        <w:t xml:space="preserve">appKey</w:t>
+      </w:r>
+      <w:r>
+        <w:rPr>
+          <w:rFonts w:ascii="Times New Roman" w:eastAsia="宋体" w:hAnsi="Times New Roman"/>
+          <w:sz w:val="21"/>
+          <w:szCs w:val="21"/>
+          <w:color w:val="000000"/>
+        </w:rPr>
+        <w:t xml:space="preserve"> 和 </w:t>
+      </w:r>
+      <w:r>
+        <w:rPr>
+          <w:rFonts w:ascii="Times New Roman" w:eastAsia="宋体" w:hAnsi="Times New Roman"/>
+          <w:b/>
+          <w:sz w:val="21"/>
+          <w:szCs w:val="21"/>
+          <w:color w:val="000000"/>
+        </w:rPr>
+        <w:t xml:space="preserve">appSecret</w:t>
+      </w:r>
+    </w:p>
+    <w:p>
+      <w:pPr>
+        <w:jc w:val="both"/>
+        <w:ind w:left="340"/>
+        <w:spacing w:before="0" w:after="60" w:line="320" w:lineRule="auto"/>
+      </w:pPr>
+      <w:r>
+        <w:rPr>
+          <w:rFonts w:ascii="Times New Roman" w:eastAsia="宋体" w:hAnsi="Times New Roman"/>
+          <w:sz w:val="21"/>
+          <w:szCs w:val="21"/>
+          <w:color w:val="000000"/>
+        </w:rPr>
+        <w:t xml:space="preserve">3. 在本软件右上角点 </w:t>
+      </w:r>
+      <w:r>
+        <w:rPr>
+          <w:rFonts w:ascii="Times New Roman" w:eastAsia="宋体" w:hAnsi="Times New Roman"/>
+          <w:b/>
+          <w:sz w:val="21"/>
+          <w:szCs w:val="21"/>
+          <w:color w:val="000000"/>
+        </w:rPr>
+        <w:t xml:space="preserve">⚙</w:t>
+      </w:r>
+      <w:r>
+        <w:rPr>
+          <w:rFonts w:ascii="Times New Roman" w:eastAsia="宋体" w:hAnsi="Times New Roman"/>
+          <w:sz w:val="21"/>
+          <w:szCs w:val="21"/>
+          <w:color w:val="000000"/>
+        </w:rPr>
+        <w:t xml:space="preserve"> → 填入 → 保存</w:t>
+      </w:r>
+    </w:p>
+    <w:p>
+      <w:pPr>
+        <w:jc w:val="both"/>
+        <w:ind w:left="340"/>
+        <w:spacing w:before="0" w:after="60" w:line="320" w:lineRule="auto"/>
+      </w:pPr>
+      <w:r>
+        <w:rPr>
+          <w:rFonts w:ascii="Times New Roman" w:eastAsia="宋体" w:hAnsi="Times New Roman"/>
+          <w:sz w:val="21"/>
+          <w:szCs w:val="21"/>
+          <w:color w:val="000000"/>
+        </w:rPr>
+        <w:t xml:space="preserve">4. 左侧「翻译引擎」选 </w:t>
+      </w:r>
+      <w:r>
+        <w:rPr>
+          <w:rFonts w:ascii="Consolas" w:eastAsia="Consolas" w:hAnsi="Consolas"/>
+          <w:sz w:val="21"/>
+          <w:szCs w:val="21"/>
+          <w:color w:val="000000"/>
+        </w:rPr>
+        <w:t xml:space="preserve">youdao</w:t>
+      </w:r>
+      <w:r>
+        <w:rPr>
+          <w:rFonts w:ascii="Times New Roman" w:eastAsia="宋体" w:hAnsi="Times New Roman"/>
+          <w:sz w:val="21"/>
+          <w:szCs w:val="21"/>
+          <w:color w:val="000000"/>
+        </w:rPr>
+        <w:t xml:space="preserve">，或 </w:t>
+      </w:r>
+      <w:r>
+        <w:rPr>
+          <w:rFonts w:ascii="Consolas" w:eastAsia="Consolas" w:hAnsi="Consolas"/>
+          <w:sz w:val="21"/>
+          <w:szCs w:val="21"/>
+          <w:color w:val="000000"/>
+        </w:rPr>
+        <w:t xml:space="preserve">auto</w:t>
+      </w:r>
+      <w:r>
+        <w:rPr>
+          <w:rFonts w:ascii="Times New Roman" w:eastAsia="宋体" w:hAnsi="Times New Roman"/>
+          <w:sz w:val="21"/>
+          <w:szCs w:val="21"/>
+          <w:color w:val="000000"/>
+        </w:rPr>
+        <w:t xml:space="preserve">（云端失败时自动降级到有道）</w:t>
+      </w:r>
+    </w:p>
+    <w:p>
+      <w:pPr>
+        <w:jc w:val="both"/>
+        <w:spacing w:before="0" w:after="100" w:line="320" w:lineRule="auto"/>
+      </w:pPr>
+      <w:r>
+        <w:rPr>
+          <w:rFonts w:ascii="Times New Roman" w:eastAsia="宋体" w:hAnsi="Times New Roman"/>
+          <w:b/>
+          <w:sz w:val="21"/>
+          <w:szCs w:val="21"/>
+          <w:color w:val="000000"/>
+        </w:rPr>
+        <w:t xml:space="preserve">领域翻译</w:t>
+      </w:r>
+      <w:r>
+        <w:rPr>
+          <w:rFonts w:ascii="Times New Roman" w:eastAsia="宋体" w:hAnsi="Times New Roman"/>
+          <w:sz w:val="21"/>
+          <w:szCs w:val="21"/>
+          <w:color w:val="000000"/>
+        </w:rPr>
+        <w:t xml:space="preserve">：设置里可选 </w:t>
+      </w:r>
+      <w:r>
+        <w:rPr>
+          <w:rFonts w:ascii="Consolas" w:eastAsia="Consolas" w:hAnsi="Consolas"/>
+          <w:sz w:val="21"/>
+          <w:szCs w:val="21"/>
+          <w:color w:val="000000"/>
+        </w:rPr>
+        <w:t xml:space="preserve">medicine</w:t>
+      </w:r>
+      <w:r>
+        <w:rPr>
+          <w:rFonts w:ascii="Times New Roman" w:eastAsia="宋体" w:hAnsi="Times New Roman"/>
+          <w:sz w:val="21"/>
+          <w:szCs w:val="21"/>
+          <w:color w:val="000000"/>
+        </w:rPr>
+        <w:t xml:space="preserve">（医学），对听力学/言语康复文献更准。</w:t>
+      </w:r>
+    </w:p>
+    <w:p>
+      <w:pPr>
+        <w:jc w:val="both"/>
+        <w:spacing w:before="0" w:after="100" w:line="320" w:lineRule="auto"/>
+      </w:pPr>
+      <w:r>
+        <w:rPr>
+          <w:rFonts w:ascii="Times New Roman" w:eastAsia="宋体" w:hAnsi="Times New Roman"/>
+          <w:b/>
+          <w:sz w:val="21"/>
+          <w:szCs w:val="21"/>
+          <w:color w:val="000000"/>
+        </w:rPr>
+        <w:t xml:space="preserve">价格</w:t>
+      </w:r>
+      <w:r>
+        <w:rPr>
+          <w:rFonts w:ascii="Times New Roman" w:eastAsia="宋体" w:hAnsi="Times New Roman"/>
+          <w:sz w:val="21"/>
+          <w:szCs w:val="21"/>
+          <w:color w:val="000000"/>
+        </w:rPr>
+        <w:t xml:space="preserve">：新用户送 50 元体验金；入门版免费 100 次/天。</w:t>
+      </w:r>
+    </w:p>
+    <w:p>
+      <w:pPr>
+        <w:jc w:val="both"/>
+        <w:ind w:left="340"/>
+        <w:spacing w:before="0" w:after="100" w:line="280" w:lineRule="auto"/>
+      </w:pPr>
+      <w:r>
+        <w:rPr>
+          <w:rFonts w:ascii="Times New Roman" w:eastAsia="宋体" w:hAnsi="Times New Roman"/>
+          <w:sz w:val="20"/>
+          <w:szCs w:val="20"/>
+          <w:color w:val="404040"/>
+        </w:rPr>
+        <w:t xml:space="preserve">没配 key 时选 </w:t>
+      </w:r>
+      <w:r>
+        <w:rPr>
+          <w:rFonts w:ascii="Consolas" w:eastAsia="Consolas" w:hAnsi="Consolas"/>
+          <w:sz w:val="20"/>
+          <w:szCs w:val="20"/>
+          <w:color w:val="404040"/>
+        </w:rPr>
+        <w:t xml:space="preserve">youdao</w:t>
+      </w:r>
+      <w:r>
+        <w:rPr>
+          <w:rFonts w:ascii="Times New Roman" w:eastAsia="宋体" w:hAnsi="Times New Roman"/>
+          <w:sz w:val="20"/>
+          <w:szCs w:val="20"/>
+          <w:color w:val="404040"/>
+        </w:rPr>
+        <w:t xml:space="preserve"> 会提示「未配置」，不影响其他功能。</w:t>
+      </w:r>
+    </w:p>
+    <w:p>
+      <w:pPr>
+        <w:jc w:val="both"/>
+        <w:spacing w:before="0" w:after="0" w:line="240" w:lineRule="auto"/>
+      </w:pPr>
+    </w:p>
+    <w:p>
+      <w:pPr>
+        <w:jc w:val="both"/>
+        <w:spacing w:before="260" w:after="120" w:line="320" w:lineRule="auto"/>
+      </w:pPr>
+      <w:r>
+        <w:rPr>
+          <w:rFonts w:ascii="Times New Roman" w:eastAsia="黑体" w:hAnsi="Times New Roman"/>
+          <w:b/>
+          <w:sz w:val="28"/>
+          <w:szCs w:val="28"/>
+          <w:color w:val="000000"/>
+        </w:rPr>
+        <w:t xml:space="preserve">五点六、翻译电脑声音（VB-Cable）</w:t>
+      </w:r>
+    </w:p>
+    <w:p>
+      <w:pPr>
+        <w:jc w:val="both"/>
+        <w:spacing w:before="0" w:after="100" w:line="320" w:lineRule="auto"/>
+      </w:pPr>
+      <w:r>
+        <w:rPr>
+          <w:rFonts w:ascii="Times New Roman" w:eastAsia="宋体" w:hAnsi="Times New Roman"/>
+          <w:sz w:val="21"/>
+          <w:szCs w:val="21"/>
+          <w:color w:val="000000"/>
+        </w:rPr>
+        <w:t xml:space="preserve">默认只能录麦克风。要翻译网课、视频、会议的声音：</w:t>
+      </w:r>
+    </w:p>
+    <w:p>
+      <w:pPr>
+        <w:jc w:val="both"/>
+        <w:ind w:left="340"/>
+        <w:spacing w:before="0" w:after="60" w:line="320" w:lineRule="auto"/>
+      </w:pPr>
+      <w:r>
+        <w:rPr>
+          <w:rFonts w:ascii="Times New Roman" w:eastAsia="宋体" w:hAnsi="Times New Roman"/>
+          <w:sz w:val="21"/>
+          <w:szCs w:val="21"/>
+          <w:color w:val="000000"/>
+        </w:rPr>
+        <w:t xml:space="preserve">1. 下载 [VB-Cable](https://vb-audio.com/Cable/) 并安装，重启电脑</w:t>
+      </w:r>
+    </w:p>
+    <w:p>
+      <w:pPr>
+        <w:jc w:val="both"/>
+        <w:ind w:left="340"/>
+        <w:spacing w:before="0" w:after="60" w:line="320" w:lineRule="auto"/>
+      </w:pPr>
+      <w:r>
+        <w:rPr>
+          <w:rFonts w:ascii="Times New Roman" w:eastAsia="宋体" w:hAnsi="Times New Roman"/>
+          <w:sz w:val="21"/>
+          <w:szCs w:val="21"/>
+          <w:color w:val="000000"/>
+        </w:rPr>
+        <w:t xml:space="preserve">2. 左侧「音频输入」里选 </w:t>
+      </w:r>
+      <w:r>
+        <w:rPr>
+          <w:rFonts w:ascii="Times New Roman" w:eastAsia="宋体" w:hAnsi="Times New Roman"/>
+          <w:b/>
+          <w:sz w:val="21"/>
+          <w:szCs w:val="21"/>
+          <w:color w:val="000000"/>
+        </w:rPr>
+        <w:t xml:space="preserve">CABLE Output</w:t>
+      </w:r>
+      <w:r>
+        <w:rPr>
+          <w:rFonts w:ascii="Times New Roman" w:eastAsia="宋体" w:hAnsi="Times New Roman"/>
+          <w:sz w:val="21"/>
+          <w:szCs w:val="21"/>
+          <w:color w:val="000000"/>
+        </w:rPr>
+        <w:t xml:space="preserve">（会标注【系统声音】）</w:t>
+      </w:r>
+    </w:p>
+    <w:p>
+      <w:pPr>
+        <w:jc w:val="both"/>
+        <w:ind w:left="340"/>
+        <w:spacing w:before="0" w:after="60" w:line="320" w:lineRule="auto"/>
+      </w:pPr>
+      <w:r>
+        <w:rPr>
+          <w:rFonts w:ascii="Times New Roman" w:eastAsia="宋体" w:hAnsi="Times New Roman"/>
+          <w:sz w:val="21"/>
+          <w:szCs w:val="21"/>
+          <w:color w:val="000000"/>
+        </w:rPr>
+        <w:t xml:space="preserve">3. 把系统播放设备设为 </w:t>
+      </w:r>
+      <w:r>
+        <w:rPr>
+          <w:rFonts w:ascii="Times New Roman" w:eastAsia="宋体" w:hAnsi="Times New Roman"/>
+          <w:b/>
+          <w:sz w:val="21"/>
+          <w:szCs w:val="21"/>
+          <w:color w:val="000000"/>
+        </w:rPr>
+        <w:t xml:space="preserve">CABLE Input</w:t>
+      </w:r>
+    </w:p>
+    <w:p>
+      <w:pPr>
+        <w:jc w:val="both"/>
+        <w:ind w:left="340"/>
+        <w:spacing w:before="0" w:after="60" w:line="320" w:lineRule="auto"/>
+      </w:pPr>
+      <w:r>
+        <w:rPr>
+          <w:rFonts w:ascii="Times New Roman" w:eastAsia="宋体" w:hAnsi="Times New Roman"/>
+          <w:sz w:val="21"/>
+          <w:szCs w:val="21"/>
+          <w:color w:val="000000"/>
+        </w:rPr>
+        <w:t xml:space="preserve">4. 想自己同时听到声音，在「声音设置」里勾选「侦听此设备」</w:t>
+      </w:r>
+    </w:p>
+    <w:p>
+      <w:pPr>
+        <w:jc w:val="both"/>
+        <w:ind w:left="340"/>
+        <w:spacing w:before="0" w:after="100" w:line="280" w:lineRule="auto"/>
+      </w:pPr>
+      <w:r>
+        <w:rPr>
+          <w:rFonts w:ascii="Times New Roman" w:eastAsia="宋体" w:hAnsi="Times New Roman"/>
+          <w:sz w:val="20"/>
+          <w:szCs w:val="20"/>
+          <w:color w:val="404040"/>
+        </w:rPr>
+        <w:t xml:space="preserve">如果没装虚拟声卡，「音频输入」里不会出现系统声音选项，界面保持干净。</w:t>
+      </w:r>
+    </w:p>
+    <w:p>
+      <w:pPr>
+        <w:jc w:val="both"/>
+        <w:ind w:left="340"/>
+        <w:spacing w:before="0" w:after="100" w:line="280" w:lineRule="auto"/>
+      </w:pPr>
+      <w:r>
+        <w:rPr>
+          <w:rFonts w:ascii="Times New Roman" w:eastAsia="宋体" w:hAnsi="Times New Roman"/>
+          <w:sz w:val="20"/>
+          <w:szCs w:val="20"/>
+          <w:color w:val="404040"/>
+        </w:rPr>
+        <w:t xml:space="preserve">部分声卡自带「立体声混音」，也会被标注【系统声音】，可以直接用。</w:t>
       </w:r>
     </w:p>
     <w:p>
@@ -5782,6 +7135,383 @@
           <w:szCs w:val="28"/>
           <w:color w:val="000000"/>
         </w:rPr>
+        <w:t xml:space="preserve">六点七、GPU 加速说明（重要）</w:t>
+      </w:r>
+    </w:p>
+    <w:p>
+      <w:pPr>
+        <w:jc w:val="both"/>
+        <w:spacing w:before="0" w:after="100" w:line="320" w:lineRule="auto"/>
+      </w:pPr>
+      <w:r>
+        <w:rPr>
+          <w:rFonts w:ascii="Times New Roman" w:eastAsia="宋体" w:hAnsi="Times New Roman"/>
+          <w:sz w:val="21"/>
+          <w:szCs w:val="21"/>
+          <w:color w:val="000000"/>
+        </w:rPr>
+        <w:t xml:space="preserve">勾选左侧「GPU 加速」后，程序会</w:t>
+      </w:r>
+      <w:r>
+        <w:rPr>
+          <w:rFonts w:ascii="Times New Roman" w:eastAsia="宋体" w:hAnsi="Times New Roman"/>
+          <w:b/>
+          <w:sz w:val="21"/>
+          <w:szCs w:val="21"/>
+          <w:color w:val="000000"/>
+        </w:rPr>
+        <w:t xml:space="preserve">先真实检测</w:t>
+      </w:r>
+      <w:r>
+        <w:rPr>
+          <w:rFonts w:ascii="Times New Roman" w:eastAsia="宋体" w:hAnsi="Times New Roman"/>
+          <w:sz w:val="21"/>
+          <w:szCs w:val="21"/>
+          <w:color w:val="000000"/>
+        </w:rPr>
+        <w:t xml:space="preserve"> CUDA 运行时：</w:t>
+      </w:r>
+    </w:p>
+    <w:tbl>
+      <w:tblPr>
+        <w:tblStyle w:val="TableGrid"/>
+        <w:tblW w:w="9070" w:type="dxa"/>
+        <w:tblLayout w:type="fixed"/>
+        <w:tblBorders>
+          <w:top w:val="single" w:sz="4" w:space="0" w:color="808080"/>
+          <w:left w:val="single" w:sz="4" w:space="0" w:color="808080"/>
+          <w:bottom w:val="single" w:sz="4" w:space="0" w:color="808080"/>
+          <w:right w:val="single" w:sz="4" w:space="0" w:color="808080"/>
+          <w:insideH w:val="single" w:sz="4" w:space="0" w:color="808080"/>
+          <w:insideV w:val="single" w:sz="4" w:space="0" w:color="808080"/>
+        </w:tblBorders>
+      </w:tblPr>
+      <w:tblGrid>
+        <w:gridCol w:w="4262"/>
+        <w:gridCol w:w="4808"/>
+      </w:tblGrid>
+      <w:tr>
+        <w:tc>
+          <w:tcPr>
+            <w:tcW w:w="4262" w:type="dxa"/>
+          </w:tcPr>
+          <w:p>
+            <w:pPr>
+              <w:jc w:val="both"/>
+              <w:spacing w:before="0" w:after="20" w:line="320" w:lineRule="auto"/>
+            </w:pPr>
+            <w:r>
+              <w:rPr>
+                <w:rFonts w:ascii="Times New Roman" w:eastAsia="宋体" w:hAnsi="Times New Roman"/>
+                <w:sz w:val="19"/>
+                <w:szCs w:val="19"/>
+                <w:color w:val="000000"/>
+              </w:rPr>
+              <w:t xml:space="preserve">情况</w:t>
+            </w:r>
+          </w:p>
+        </w:tc>
+        <w:tc>
+          <w:tcPr>
+            <w:tcW w:w="4808" w:type="dxa"/>
+          </w:tcPr>
+          <w:p>
+            <w:pPr>
+              <w:jc w:val="both"/>
+              <w:spacing w:before="0" w:after="20" w:line="320" w:lineRule="auto"/>
+            </w:pPr>
+            <w:r>
+              <w:rPr>
+                <w:rFonts w:ascii="Times New Roman" w:eastAsia="宋体" w:hAnsi="Times New Roman"/>
+                <w:sz w:val="19"/>
+                <w:szCs w:val="19"/>
+                <w:color w:val="000000"/>
+              </w:rPr>
+              <w:t xml:space="preserve">结果</w:t>
+            </w:r>
+          </w:p>
+        </w:tc>
+      </w:tr>
+      <w:tr>
+        <w:tc>
+          <w:tcPr>
+            <w:tcW w:w="4262" w:type="dxa"/>
+          </w:tcPr>
+          <w:p>
+            <w:pPr>
+              <w:jc w:val="both"/>
+              <w:spacing w:before="0" w:after="20" w:line="320" w:lineRule="auto"/>
+            </w:pPr>
+            <w:r>
+              <w:rPr>
+                <w:rFonts w:ascii="Times New Roman" w:eastAsia="宋体" w:hAnsi="Times New Roman"/>
+                <w:sz w:val="19"/>
+                <w:szCs w:val="19"/>
+                <w:color w:val="000000"/>
+              </w:rPr>
+              <w:t xml:space="preserve">有 NVIDIA 显卡 + 装了 CUDA Toolkit 12.x</w:t>
+            </w:r>
+          </w:p>
+        </w:tc>
+        <w:tc>
+          <w:tcPr>
+            <w:tcW w:w="4808" w:type="dxa"/>
+          </w:tcPr>
+          <w:p>
+            <w:pPr>
+              <w:jc w:val="both"/>
+              <w:spacing w:before="0" w:after="20" w:line="320" w:lineRule="auto"/>
+            </w:pPr>
+            <w:r>
+              <w:rPr>
+                <w:rFonts w:ascii="Times New Roman" w:eastAsia="宋体" w:hAnsi="Times New Roman"/>
+                <w:sz w:val="19"/>
+                <w:szCs w:val="19"/>
+                <w:color w:val="000000"/>
+              </w:rPr>
+              <w:t xml:space="preserve">✅ 启用（Whisper 识别、本地翻译走 GPU）</w:t>
+            </w:r>
+          </w:p>
+        </w:tc>
+      </w:tr>
+      <w:tr>
+        <w:tc>
+          <w:tcPr>
+            <w:tcW w:w="4262" w:type="dxa"/>
+          </w:tcPr>
+          <w:p>
+            <w:pPr>
+              <w:jc w:val="both"/>
+              <w:spacing w:before="0" w:after="20" w:line="320" w:lineRule="auto"/>
+            </w:pPr>
+            <w:r>
+              <w:rPr>
+                <w:rFonts w:ascii="Times New Roman" w:eastAsia="宋体" w:hAnsi="Times New Roman"/>
+                <w:sz w:val="19"/>
+                <w:szCs w:val="19"/>
+                <w:color w:val="000000"/>
+              </w:rPr>
+              <w:t xml:space="preserve">只有显卡驱动，没装 CUDA Toolkit</w:t>
+            </w:r>
+          </w:p>
+        </w:tc>
+        <w:tc>
+          <w:tcPr>
+            <w:tcW w:w="4808" w:type="dxa"/>
+          </w:tcPr>
+          <w:p>
+            <w:pPr>
+              <w:jc w:val="both"/>
+              <w:spacing w:before="0" w:after="20" w:line="320" w:lineRule="auto"/>
+            </w:pPr>
+            <w:r>
+              <w:rPr>
+                <w:rFonts w:ascii="Times New Roman" w:eastAsia="宋体" w:hAnsi="Times New Roman"/>
+                <w:sz w:val="19"/>
+                <w:szCs w:val="19"/>
+                <w:color w:val="000000"/>
+              </w:rPr>
+              <w:t xml:space="preserve">❌ 提示「缺少 cublas64_12.dll」并自动取消勾选</w:t>
+            </w:r>
+          </w:p>
+        </w:tc>
+      </w:tr>
+      <w:tr>
+        <w:tc>
+          <w:tcPr>
+            <w:tcW w:w="4262" w:type="dxa"/>
+          </w:tcPr>
+          <w:p>
+            <w:pPr>
+              <w:jc w:val="both"/>
+              <w:spacing w:before="0" w:after="20" w:line="320" w:lineRule="auto"/>
+            </w:pPr>
+            <w:r>
+              <w:rPr>
+                <w:rFonts w:ascii="Times New Roman" w:eastAsia="宋体" w:hAnsi="Times New Roman"/>
+                <w:sz w:val="19"/>
+                <w:szCs w:val="19"/>
+                <w:color w:val="000000"/>
+              </w:rPr>
+              <w:t xml:space="preserve">没有 NVIDIA 显卡</w:t>
+            </w:r>
+          </w:p>
+        </w:tc>
+        <w:tc>
+          <w:tcPr>
+            <w:tcW w:w="4808" w:type="dxa"/>
+          </w:tcPr>
+          <w:p>
+            <w:pPr>
+              <w:jc w:val="both"/>
+              <w:spacing w:before="0" w:after="20" w:line="320" w:lineRule="auto"/>
+            </w:pPr>
+            <w:r>
+              <w:rPr>
+                <w:rFonts w:ascii="Times New Roman" w:eastAsia="宋体" w:hAnsi="Times New Roman"/>
+                <w:sz w:val="19"/>
+                <w:szCs w:val="19"/>
+                <w:color w:val="000000"/>
+              </w:rPr>
+              <w:t xml:space="preserve">❌ 提示「未检测到显卡」</w:t>
+            </w:r>
+          </w:p>
+        </w:tc>
+      </w:tr>
+      <w:tr>
+        <w:tc>
+          <w:tcPr>
+            <w:tcW w:w="4262" w:type="dxa"/>
+          </w:tcPr>
+          <w:p>
+            <w:pPr>
+              <w:jc w:val="both"/>
+              <w:spacing w:before="0" w:after="20" w:line="320" w:lineRule="auto"/>
+            </w:pPr>
+            <w:r>
+              <w:rPr>
+                <w:rFonts w:ascii="Times New Roman" w:eastAsia="宋体" w:hAnsi="Times New Roman"/>
+                <w:sz w:val="19"/>
+                <w:szCs w:val="19"/>
+                <w:color w:val="000000"/>
+              </w:rPr>
+              <w:t xml:space="preserve">SenseVoice 识别</w:t>
+            </w:r>
+          </w:p>
+        </w:tc>
+        <w:tc>
+          <w:tcPr>
+            <w:tcW w:w="4808" w:type="dxa"/>
+          </w:tcPr>
+          <w:p>
+            <w:pPr>
+              <w:jc w:val="both"/>
+              <w:spacing w:before="0" w:after="20" w:line="320" w:lineRule="auto"/>
+            </w:pPr>
+            <w:r>
+              <w:rPr>
+                <w:rFonts w:ascii="Times New Roman" w:eastAsia="宋体" w:hAnsi="Times New Roman"/>
+                <w:b/>
+                <w:sz w:val="19"/>
+                <w:szCs w:val="19"/>
+                <w:color w:val="000000"/>
+              </w:rPr>
+              <w:t xml:space="preserve">始终 CPU</w:t>
+            </w:r>
+            <w:r>
+              <w:rPr>
+                <w:rFonts w:ascii="Times New Roman" w:eastAsia="宋体" w:hAnsi="Times New Roman"/>
+                <w:sz w:val="19"/>
+                <w:szCs w:val="19"/>
+                <w:color w:val="000000"/>
+              </w:rPr>
+              <w:t xml:space="preserve">（官方 pip 包是 CPU 编译，无法 GPU）</w:t>
+            </w:r>
+          </w:p>
+        </w:tc>
+      </w:tr>
+    </w:tbl>
+    <w:p>
+      <w:pPr>
+        <w:jc w:val="both"/>
+        <w:ind w:left="340"/>
+        <w:spacing w:before="0" w:after="100" w:line="280" w:lineRule="auto"/>
+      </w:pPr>
+      <w:r>
+        <w:rPr>
+          <w:rFonts w:ascii="Times New Roman" w:eastAsia="宋体" w:hAnsi="Times New Roman"/>
+          <w:sz w:val="20"/>
+          <w:szCs w:val="20"/>
+          <w:color w:val="404040"/>
+        </w:rPr>
+        <w:t xml:space="preserve">⚠️ </w:t>
+      </w:r>
+      <w:r>
+        <w:rPr>
+          <w:rFonts w:ascii="Times New Roman" w:eastAsia="宋体" w:hAnsi="Times New Roman"/>
+          <w:b/>
+          <w:sz w:val="20"/>
+          <w:szCs w:val="20"/>
+          <w:color w:val="404040"/>
+        </w:rPr>
+        <w:t xml:space="preserve">SenseVoice 不需要 GPU</w:t>
+      </w:r>
+      <w:r>
+        <w:rPr>
+          <w:rFonts w:ascii="Times New Roman" w:eastAsia="宋体" w:hAnsi="Times New Roman"/>
+          <w:sz w:val="20"/>
+          <w:szCs w:val="20"/>
+          <w:color w:val="404040"/>
+        </w:rPr>
+        <w:t xml:space="preserve">：它本身就比实时快 50 倍（RTF 0.02），</w:t>
+      </w:r>
+    </w:p>
+    <w:p>
+      <w:pPr>
+        <w:jc w:val="both"/>
+        <w:ind w:left="340"/>
+        <w:spacing w:before="0" w:after="100" w:line="280" w:lineRule="auto"/>
+      </w:pPr>
+      <w:r>
+        <w:rPr>
+          <w:rFonts w:ascii="Times New Roman" w:eastAsia="宋体" w:hAnsi="Times New Roman"/>
+          <w:sz w:val="20"/>
+          <w:szCs w:val="20"/>
+          <w:color w:val="404040"/>
+        </w:rPr>
+        <w:t xml:space="preserve">4 秒音频只要 56 毫秒。GPU 对整体体验的提升很有限。</w:t>
+      </w:r>
+    </w:p>
+    <w:p>
+      <w:pPr>
+        <w:jc w:val="both"/>
+        <w:spacing w:before="0" w:after="100" w:line="320" w:lineRule="auto"/>
+      </w:pPr>
+      <w:r>
+        <w:rPr>
+          <w:rFonts w:ascii="Times New Roman" w:eastAsia="宋体" w:hAnsi="Times New Roman"/>
+          <w:sz w:val="21"/>
+          <w:szCs w:val="21"/>
+          <w:color w:val="000000"/>
+        </w:rPr>
+        <w:t xml:space="preserve">&gt;</w:t>
+      </w:r>
+    </w:p>
+    <w:p>
+      <w:pPr>
+        <w:jc w:val="both"/>
+        <w:ind w:left="340"/>
+        <w:spacing w:before="0" w:after="100" w:line="280" w:lineRule="auto"/>
+      </w:pPr>
+      <w:r>
+        <w:rPr>
+          <w:rFonts w:ascii="Times New Roman" w:eastAsia="宋体" w:hAnsi="Times New Roman"/>
+          <w:sz w:val="20"/>
+          <w:szCs w:val="20"/>
+          <w:color w:val="404040"/>
+        </w:rPr>
+        <w:t xml:space="preserve">想启用 GPU 需要单独安装 CUDA Toolkit 12.x（约 3 GB），不装不影响使用。</w:t>
+      </w:r>
+    </w:p>
+    <w:p>
+      <w:pPr>
+        <w:jc w:val="both"/>
+        <w:spacing w:before="0" w:after="0" w:line="240" w:lineRule="auto"/>
+      </w:pPr>
+    </w:p>
+    <w:p>
+      <w:pPr>
+        <w:jc w:val="both"/>
+        <w:spacing w:before="260" w:after="120" w:line="320" w:lineRule="auto"/>
+      </w:pPr>
+      <w:r>
+        <w:rPr>
+          <w:rFonts w:ascii="Times New Roman" w:eastAsia="黑体" w:hAnsi="Times New Roman"/>
+          <w:b/>
+          <w:sz w:val="28"/>
+          <w:szCs w:val="28"/>
+          <w:color w:val="000000"/>
+        </w:rPr>
         <w:t xml:space="preserve">七、技术细节（给以后要改的人）</w:t>
       </w:r>
     </w:p>
